--- a/高校体育场馆预约系统 - 后端接口文档.docx
+++ b/高校体育场馆预约系统 - 后端接口文档.docx
@@ -241,7 +241,6 @@
         <w:jc w:val="left"/>
         <w:outlineLvl w:val="0"/>
       </w:pPr>
-      <w:bookmarkStart w:id="44" w:name="_GoBack"/>
       <w:bookmarkStart w:id="2" w:name="heading_2"/>
       <w:r>
         <w:rPr>
@@ -253,7 +252,6 @@
       </w:r>
       <w:bookmarkEnd w:id="2"/>
     </w:p>
-    <w:bookmarkEnd w:id="44"/>
     <w:tbl>
       <w:tblPr>
         <w:tblStyle w:val="2"/>
@@ -1755,13 +1753,25 @@
         <w:spacing w:before="120" w:after="120" w:line="288" w:lineRule="auto"/>
         <w:ind w:left="0"/>
         <w:jc w:val="left"/>
+        <w:rPr>
+          <w:rFonts w:hint="default" w:eastAsia="等线"/>
+          <w:lang w:val="en-US" w:eastAsia="zh-CN"/>
+        </w:rPr>
       </w:pPr>
       <w:r>
         <w:rPr>
           <w:rFonts w:ascii="Arial" w:hAnsi="Arial" w:eastAsia="等线" w:cs="Arial"/>
           <w:sz w:val="22"/>
         </w:rPr>
-        <w:t>接口路径: POST /user/wx-login</w:t>
+        <w:t>接口路径: POST /</w:t>
+      </w:r>
+      <w:r>
+        <w:rPr>
+          <w:rFonts w:hint="eastAsia" w:ascii="Arial" w:hAnsi="Arial" w:eastAsia="等线" w:cs="Arial"/>
+          <w:sz w:val="22"/>
+          <w:lang w:val="en-US" w:eastAsia="zh-CN"/>
+        </w:rPr>
+        <w:t>wechat/login/code</w:t>
       </w:r>
     </w:p>
     <w:p>
@@ -2334,12 +2344,6 @@
             <w:insideH w:val="single" w:color="DEE0E3" w:sz="0" w:space="0"/>
             <w:insideV w:val="single" w:color="DEE0E3" w:sz="0" w:space="0"/>
           </w:tblBorders>
-          <w:tblCellMar>
-            <w:top w:w="0" w:type="dxa"/>
-            <w:left w:w="10" w:type="dxa"/>
-            <w:bottom w:w="0" w:type="dxa"/>
-            <w:right w:w="10" w:type="dxa"/>
-          </w:tblCellMar>
         </w:tblPrEx>
         <w:tc>
           <w:tcPr>
@@ -2632,12 +2636,6 @@
             <w:insideH w:val="single" w:color="DEE0E3" w:sz="0" w:space="0"/>
             <w:insideV w:val="single" w:color="DEE0E3" w:sz="0" w:space="0"/>
           </w:tblBorders>
-          <w:tblCellMar>
-            <w:top w:w="0" w:type="dxa"/>
-            <w:left w:w="10" w:type="dxa"/>
-            <w:bottom w:w="0" w:type="dxa"/>
-            <w:right w:w="10" w:type="dxa"/>
-          </w:tblCellMar>
         </w:tblPrEx>
         <w:tc>
           <w:tcPr>
@@ -7106,6 +7104,12 @@
             <w:insideH w:val="single" w:color="DEE0E3" w:sz="0" w:space="0"/>
             <w:insideV w:val="single" w:color="DEE0E3" w:sz="0" w:space="0"/>
           </w:tblBorders>
+          <w:tblCellMar>
+            <w:top w:w="0" w:type="dxa"/>
+            <w:left w:w="10" w:type="dxa"/>
+            <w:bottom w:w="0" w:type="dxa"/>
+            <w:right w:w="10" w:type="dxa"/>
+          </w:tblCellMar>
         </w:tblPrEx>
         <w:tc>
           <w:tcPr>
@@ -17693,6 +17697,8 @@
         </w:rPr>
         <w:t>接口路径: POST /callback/timeout-cancel</w:t>
       </w:r>
+      <w:bookmarkStart w:id="44" w:name="_GoBack"/>
+      <w:bookmarkEnd w:id="44"/>
     </w:p>
     <w:p>
       <w:pPr>
@@ -17756,6 +17762,12 @@
             <w:insideH w:val="single" w:color="DEE0E3" w:sz="0" w:space="0"/>
             <w:insideV w:val="single" w:color="DEE0E3" w:sz="0" w:space="0"/>
           </w:tblBorders>
+          <w:tblCellMar>
+            <w:top w:w="0" w:type="dxa"/>
+            <w:left w:w="10" w:type="dxa"/>
+            <w:bottom w:w="0" w:type="dxa"/>
+            <w:right w:w="10" w:type="dxa"/>
+          </w:tblCellMar>
         </w:tblPrEx>
         <w:tc>
           <w:tcPr>
@@ -18062,6 +18074,12 @@
             <w:insideH w:val="single" w:color="DEE0E3" w:sz="0" w:space="0"/>
             <w:insideV w:val="single" w:color="DEE0E3" w:sz="0" w:space="0"/>
           </w:tblBorders>
+          <w:tblCellMar>
+            <w:top w:w="0" w:type="dxa"/>
+            <w:left w:w="10" w:type="dxa"/>
+            <w:bottom w:w="0" w:type="dxa"/>
+            <w:right w:w="10" w:type="dxa"/>
+          </w:tblCellMar>
         </w:tblPrEx>
         <w:tc>
           <w:tcPr>
@@ -18908,6 +18926,7 @@
       <w:jc w:val="both"/>
     </w:pPr>
     <w:rPr>
+      <w:rFonts w:ascii="Times New Roman" w:hAnsi="Times New Roman" w:eastAsia="宋体" w:cs="Times New Roman"/>
       <w:sz w:val="21"/>
       <w:szCs w:val="22"/>
     </w:rPr>
